--- a/1481/Exercicios/Ex2 Criptografia com Tabela ASCII e Chave String.docx
+++ b/1481/Exercicios/Ex2 Criptografia com Tabela ASCII e Chave String.docx
@@ -613,7 +613,31 @@
           <w:lang w:val="pt-PT" w:eastAsia="en-GB"/>
           <w14:ligatures w14:val="none"/>
         </w:rPr>
-        <w:t>'e'=101</w:t>
+        <w:t>'</w:t>
+      </w:r>
+      <w:proofErr w:type="gramStart"/>
+      <w:r>
+        <w:rPr>
+          <w:rFonts w:ascii="Courier New" w:eastAsia="Times New Roman" w:hAnsi="Courier New" w:cs="Courier New"/>
+          <w:kern w:val="0"/>
+          <w:sz w:val="20"/>
+          <w:szCs w:val="20"/>
+          <w:lang w:val="pt-PT" w:eastAsia="en-GB"/>
+          <w14:ligatures w14:val="none"/>
+        </w:rPr>
+        <w:t>e'</w:t>
+      </w:r>
+      <w:proofErr w:type="gramEnd"/>
+      <w:r>
+        <w:rPr>
+          <w:rFonts w:ascii="Courier New" w:eastAsia="Times New Roman" w:hAnsi="Courier New" w:cs="Courier New"/>
+          <w:kern w:val="0"/>
+          <w:sz w:val="20"/>
+          <w:szCs w:val="20"/>
+          <w:lang w:val="pt-PT" w:eastAsia="en-GB"/>
+          <w14:ligatures w14:val="none"/>
+        </w:rPr>
+        <w:t>=101</w:t>
       </w:r>
       <w:r>
         <w:rPr>
@@ -1050,6 +1074,7 @@
         </w:rPr>
       </w:pPr>
       <w:proofErr w:type="spellStart"/>
+      <w:proofErr w:type="gramStart"/>
       <w:r>
         <w:rPr>
           <w:rFonts w:ascii="Courier New" w:eastAsia="Times New Roman" w:hAnsi="Courier New" w:cs="Courier New"/>
@@ -1074,6 +1099,7 @@
         <w:t>(</w:t>
       </w:r>
       <w:proofErr w:type="spellStart"/>
+      <w:proofErr w:type="gramEnd"/>
       <w:r>
         <w:rPr>
           <w:rFonts w:ascii="Courier New" w:eastAsia="Times New Roman" w:hAnsi="Courier New" w:cs="Courier New"/>
@@ -1137,6 +1163,7 @@
         </w:rPr>
       </w:pPr>
       <w:proofErr w:type="spellStart"/>
+      <w:proofErr w:type="gramStart"/>
       <w:r>
         <w:rPr>
           <w:rFonts w:ascii="Courier New" w:eastAsia="Times New Roman" w:hAnsi="Courier New" w:cs="Courier New"/>
@@ -1161,6 +1188,7 @@
         <w:t>(</w:t>
       </w:r>
       <w:proofErr w:type="spellStart"/>
+      <w:proofErr w:type="gramEnd"/>
       <w:r>
         <w:rPr>
           <w:rFonts w:ascii="Courier New" w:eastAsia="Times New Roman" w:hAnsi="Courier New" w:cs="Courier New"/>
@@ -1261,6 +1289,7 @@
         <w:t>Utilizar apenas funções nativas (</w:t>
       </w:r>
       <w:proofErr w:type="spellStart"/>
+      <w:proofErr w:type="gramStart"/>
       <w:r>
         <w:rPr>
           <w:rFonts w:ascii="Courier New" w:eastAsia="Times New Roman" w:hAnsi="Courier New" w:cs="Courier New"/>
@@ -1282,7 +1311,19 @@
           <w:lang w:val="pt-PT" w:eastAsia="en-GB"/>
           <w14:ligatures w14:val="none"/>
         </w:rPr>
-        <w:t>()</w:t>
+        <w:t>(</w:t>
+      </w:r>
+      <w:proofErr w:type="gramEnd"/>
+      <w:r>
+        <w:rPr>
+          <w:rFonts w:ascii="Courier New" w:eastAsia="Times New Roman" w:hAnsi="Courier New" w:cs="Courier New"/>
+          <w:kern w:val="0"/>
+          <w:sz w:val="20"/>
+          <w:szCs w:val="20"/>
+          <w:lang w:val="pt-PT" w:eastAsia="en-GB"/>
+          <w14:ligatures w14:val="none"/>
+        </w:rPr>
+        <w:t>)</w:t>
       </w:r>
       <w:r>
         <w:rPr>
@@ -1294,6 +1335,7 @@
         <w:t xml:space="preserve"> e </w:t>
       </w:r>
       <w:proofErr w:type="spellStart"/>
+      <w:proofErr w:type="gramStart"/>
       <w:r>
         <w:rPr>
           <w:rFonts w:ascii="Courier New" w:eastAsia="Times New Roman" w:hAnsi="Courier New" w:cs="Courier New"/>
@@ -1315,7 +1357,19 @@
           <w:lang w:val="pt-PT" w:eastAsia="en-GB"/>
           <w14:ligatures w14:val="none"/>
         </w:rPr>
-        <w:t>()</w:t>
+        <w:t>(</w:t>
+      </w:r>
+      <w:proofErr w:type="gramEnd"/>
+      <w:r>
+        <w:rPr>
+          <w:rFonts w:ascii="Courier New" w:eastAsia="Times New Roman" w:hAnsi="Courier New" w:cs="Courier New"/>
+          <w:kern w:val="0"/>
+          <w:sz w:val="20"/>
+          <w:szCs w:val="20"/>
+          <w:lang w:val="pt-PT" w:eastAsia="en-GB"/>
+          <w14:ligatures w14:val="none"/>
+        </w:rPr>
+        <w:t>)</w:t>
       </w:r>
       <w:r>
         <w:rPr>
@@ -1461,13 +1515,6 @@
         </w:rPr>
         <w:t xml:space="preserve"> intervalo.</w:t>
       </w:r>
-    </w:p>
-    <w:p>
-      <w:pPr>
-        <w:rPr>
-          <w:lang w:val="pt-PT"/>
-        </w:rPr>
-      </w:pPr>
     </w:p>
     <w:sectPr>
       <w:pgSz w:w="11906" w:h="16838"/>
